--- a/docs/TISPH/pack/TISPH_Environments_and_Release.docx
+++ b/docs/TISPH/pack/TISPH_Environments_and_Release.docx
@@ -3381,6 +3381,117 @@
           </w:p>
         </w:tc>
       </w:tr>
+      <w:tr>
+        <w:trPr/>
+        <w:tc>
+          <w:tcPr>
+            <w:tcW w:w="1197" w:type="dxa"/>
+          </w:tcPr>
+          <w:p>
+            <w:pPr>
+              <w:spacing w:before="40" w:after="40" w:line="240" w:lineRule="auto"/>
+            </w:pPr>
+            <w:r>
+              <w:rPr>
+                <w:rFonts w:ascii="Segoe UI" w:hAnsi="Segoe UI" w:cs="Segoe UI" w:eastAsia="Segoe UI"/>
+                <w:sz w:val="16"/>
+                <w:szCs w:val="16"/>
+              </w:rPr>
+              <w:t xml:space="preserve">11 October 2026</w:t>
+            </w:r>
+          </w:p>
+        </w:tc>
+        <w:tc>
+          <w:tcPr>
+            <w:tcW w:w="829" w:type="dxa"/>
+          </w:tcPr>
+          <w:p>
+            <w:pPr>
+              <w:spacing w:before="40" w:after="40" w:line="240" w:lineRule="auto"/>
+            </w:pPr>
+            <w:r>
+              <w:rPr>
+                <w:rFonts w:ascii="Segoe UI" w:hAnsi="Segoe UI" w:cs="Segoe UI" w:eastAsia="Segoe UI"/>
+                <w:sz w:val="16"/>
+                <w:szCs w:val="16"/>
+              </w:rPr>
+              <w:t xml:space="preserve">0.9 Draft</w:t>
+            </w:r>
+          </w:p>
+        </w:tc>
+        <w:tc>
+          <w:tcPr>
+            <w:tcW w:w="1381" w:type="dxa"/>
+          </w:tcPr>
+          <w:p>
+            <w:pPr>
+              <w:spacing w:before="40" w:after="40" w:line="240" w:lineRule="auto"/>
+            </w:pPr>
+            <w:r>
+              <w:rPr>
+                <w:rFonts w:ascii="Segoe UI" w:hAnsi="Segoe UI" w:cs="Segoe UI" w:eastAsia="Segoe UI"/>
+                <w:sz w:val="16"/>
+                <w:szCs w:val="16"/>
+              </w:rPr>
+              <w:t xml:space="preserve">iorta TechNXT</w:t>
+            </w:r>
+          </w:p>
+        </w:tc>
+        <w:tc>
+          <w:tcPr>
+            <w:tcW w:w="1565" w:type="dxa"/>
+          </w:tcPr>
+          <w:p>
+            <w:pPr>
+              <w:spacing w:before="40" w:after="40" w:line="240" w:lineRule="auto"/>
+            </w:pPr>
+            <w:r>
+              <w:rPr>
+                <w:rFonts w:ascii="Segoe UI" w:hAnsi="Segoe UI" w:cs="Segoe UI" w:eastAsia="Segoe UI"/>
+                <w:sz w:val="16"/>
+                <w:szCs w:val="16"/>
+              </w:rPr>
+              <w:t xml:space="preserve">As above</w:t>
+            </w:r>
+          </w:p>
+        </w:tc>
+        <w:tc>
+          <w:tcPr>
+            <w:tcW w:w="1381" w:type="dxa"/>
+          </w:tcPr>
+          <w:p>
+            <w:pPr>
+              <w:spacing w:before="40" w:after="40" w:line="240" w:lineRule="auto"/>
+            </w:pPr>
+            <w:r>
+              <w:rPr>
+                <w:rFonts w:ascii="Segoe UI" w:hAnsi="Segoe UI" w:cs="Segoe UI" w:eastAsia="Segoe UI"/>
+                <w:sz w:val="16"/>
+                <w:szCs w:val="16"/>
+              </w:rPr>
+              <w:t xml:space="preserve">As above</w:t>
+            </w:r>
+          </w:p>
+        </w:tc>
+        <w:tc>
+          <w:tcPr>
+            <w:tcW w:w="2674" w:type="dxa"/>
+          </w:tcPr>
+          <w:p>
+            <w:pPr>
+              <w:spacing w:before="40" w:after="40" w:line="240" w:lineRule="auto"/>
+            </w:pPr>
+            <w:r>
+              <w:rPr>
+                <w:rFonts w:ascii="Segoe UI" w:hAnsi="Segoe UI" w:cs="Segoe UI" w:eastAsia="Segoe UI"/>
+                <w:sz w:val="16"/>
+                <w:szCs w:val="16"/>
+              </w:rPr>
+              <w:t xml:space="preserve">Documentation cleanup: TISPH DEV currently runs on Railway (project tisph-dev, deployed from TISPH-DEV) until Azure is provisioned; UAT only after TISPH confirms.</w:t>
+            </w:r>
+          </w:p>
+        </w:tc>
+      </w:tr>
     </w:tbl>
     <w:p xmlns:a="http://schemas.openxmlformats.org/drawingml/2006/main" xmlns:pic="http://schemas.openxmlformats.org/drawingml/2006/picture">
       <w:pPr>
@@ -5298,7 +5409,7 @@
         <w:rPr>
           <w:rFonts w:ascii="Segoe UI" w:hAnsi="Segoe UI" w:cs="Segoe UI" w:eastAsia="Segoe UI"/>
         </w:rPr>
-        <w:t xml:space="preserve">) and are summarised in section 6.6 so that a reader can tell them apart from the TISPH pipeline. They do not deploy TISPH environments.</w:t>
+        <w:t xml:space="preserve">) and are summarised in section 6.6 so that a reader can tell them apart from the TISPH pipeline. They do not deploy TISPH environments. Until the Azure subscription is provisioned, TISPH DEV runs on Railway: project tisph-dev, whose services api and web are deployed by Railway itself from TISPH-DEV on every push, not by these workflows (deploy/RAILWAY.md); azure-deploy.yml skips its build while the repository variable ACR_NAME is unset. UAT goes to Azure, or another environment TISPH approves, after TISPH confirms.</w:t>
       </w:r>
     </w:p>
     <w:p xmlns:a="http://schemas.openxmlformats.org/drawingml/2006/main" xmlns:pic="http://schemas.openxmlformats.org/drawingml/2006/picture">
@@ -5471,7 +5582,7 @@
                 <w:sz w:val="16"/>
                 <w:szCs w:val="16"/>
               </w:rPr>
-              <w:t xml:space="preserve">DEV, SIT, UAT and PROD. PRE-PROD is not defined on Azure (Planned, decision E1)</w:t>
+              <w:t xml:space="preserve">DEV, SIT, UAT and PROD. PRE-PROD is not defined on Azure (Planned, decision E1). Until Azure is provisioned, DEV runs on Railway (deploy/RAILWAY.md)</w:t>
             </w:r>
           </w:p>
         </w:tc>
@@ -7599,25 +7710,25 @@
                 <w:sz w:val="16"/>
                 <w:szCs w:val="16"/>
               </w:rPr>
-              <w:t xml:space="preserve">Yes (</w:t>
-            </w:r>
-            <w:r>
-              <w:rPr>
-                <w:rFonts w:ascii="Consolas" w:hAnsi="Consolas" w:cs="Consolas" w:eastAsia="Consolas"/>
-                <w:color w:val="1F3B57"/>
-                <w:sz w:val="14"/>
-                <w:szCs w:val="14"/>
-                <w:shd w:val="clear" w:color="auto" w:fill="F3F5F8"/>
-              </w:rPr>
-              <w:t xml:space="preserve">dev.tfvars</w:t>
-            </w:r>
-            <w:r>
-              <w:rPr>
-                <w:rFonts w:ascii="Segoe UI" w:hAnsi="Segoe UI" w:cs="Segoe UI" w:eastAsia="Segoe UI"/>
-                <w:sz w:val="16"/>
-                <w:szCs w:val="16"/>
-              </w:rPr>
-              <w:t xml:space="preserve">)</w:t>
+              <w:t xml:space="preserve">Yes (dev.tfvars); runs on Railway until Azure is provisioned</w:t>
+            </w:r>
+            <w:r>
+              <w:rPr>
+                <w:rFonts w:ascii="Consolas" w:hAnsi="Consolas" w:cs="Consolas" w:eastAsia="Consolas"/>
+                <w:color w:val="1F3B57"/>
+                <w:sz w:val="14"/>
+                <w:szCs w:val="14"/>
+                <w:shd w:val="clear" w:color="auto" w:fill="F3F5F8"/>
+              </w:rPr>
+              <w:t xml:space="preserve"/>
+            </w:r>
+            <w:r>
+              <w:rPr>
+                <w:rFonts w:ascii="Segoe UI" w:hAnsi="Segoe UI" w:cs="Segoe UI" w:eastAsia="Segoe UI"/>
+                <w:sz w:val="16"/>
+                <w:szCs w:val="16"/>
+              </w:rPr>
+              <w:t xml:space="preserve"/>
             </w:r>
           </w:p>
         </w:tc>
